--- a/rct-decomposition/KOTHA_Framework_generic.docx
+++ b/rct-decomposition/KOTHA_Framework_generic.docx
@@ -72,7 +72,7 @@
           <w:i w:val="0"/>
           <w:sz w:val="24"/>
         </w:rPr>
-        <w:t>: Discrepancies between meta-analyses of observational studies and randomized controlled trials (RCTs) are conventionally attributed to confounding in observational data. However, an alternative structural explanation — that RCTs systematically exclude high-risk patients, leading to event dilution and insufficient statistical power — remains underexplored and poorly operationalized. We developed the KOTHA (Knowledge-driven Observational-Trial Harmonization Approach) Framework to diagnose and address this structural information loss.</w:t>
+        <w:t>: Discrepancies between meta-analyses of observational studies and randomized controlled trials (RCTs) are conventionally attributed to confounding in observational data. However, an alternative structural explanation — that RCTs systematically exclude high-risk patients, leading to event dilution and insufficient statistical power — remains underexplored and poorly operationalized. We developed the Knowledge-driven Observational-Trial Harmonization Approach (KOTHA) Framework to diagnose and address this structural information loss.</w:t>
       </w:r>
     </w:p>
     <w:p>
@@ -406,7 +406,7 @@
           <w:i w:val="0"/>
           <w:sz w:val="24"/>
         </w:rPr>
-        <w:t>We developed the KOTHA (Knowledge-driven Observational-Trial Harmonization Approach) Framework, a three-module methodological system designed to (1) diagnose structural information loss through counterfactual power simulation (Module K), (2) integrate discordant evidence using hierarchical Bayesian meta-analysis (Module T), and (3) guide interpretation and recommendation under information insufficiency (Module H). This paper describes the framework's theoretical foundations, validates it using real published data from two canonical cases of observational-RCT divergence, and demonstrates its application to guideline interpretation.</w:t>
+        <w:t>We developed the Knowledge-driven Observational-Trial Harmonization Approach (KOTHA) Framework, a three-module methodological system designed to (1) diagnose structural information loss through counterfactual power simulation (Module K), (2) integrate discordant evidence using hierarchical Bayesian meta-analysis (Module T), and (3) guide interpretation and recommendation under information insufficiency (Module H). This paper describes the framework's theoretical foundations, validates it using real published data from two canonical cases of observational-RCT divergence, and demonstrates its application to guideline interpretation.</w:t>
       </w:r>
     </w:p>
     <w:p>

--- a/rct-decomposition/KOTHA_Framework_generic.docx
+++ b/rct-decomposition/KOTHA_Framework_generic.docx
@@ -112,7 +112,7 @@
           <w:i w:val="0"/>
           <w:sz w:val="24"/>
         </w:rPr>
-        <w:t>: In the magnesium case, control event rates declined from 8.9% (pre-thrombolysis era) to 7.2% (ISIS-4), reflecting temporal event dilution. The pre-ISIS-4 meta-analysis yielded OR = 0.54 (95% CI: 0.40–0.75), while the all-trials estimate was OR = 0.56 (0.38–0.83) with I^2 = 62%. Bayesian integration with power prior discounting (\alpha = 0.3) yielded OR = 0.73 (95% CrI: 0.28–2.09), P(OR &lt; 1) = 77%. In the statins case, observational studies showed HR = 0.72 (0.64–0.80) while RCTs showed HR = 0.97 (0.90–1.05), with event rate ratio of 0.53 (RCT/observational). Module H assessment identified that standard GRADE evaluation would conclude "no benefit demonstrated," whereas KOTHA-enhanced assessment classified both cases as informationally inconclusive with serious indirectness due to event dilution.</w:t>
+        <w:t>: In the magnesium case, control event rates declined from 8.9% (pre-thrombolysis era) to 7.2% (ISIS-4), reflecting temporal event dilution. The pre-ISIS-4 meta-analysis yielded OR = 0.54 (95% CI: 0.40–0.75), while the all-trials estimate was OR = 0.56 (0.38–0.83) with I^2 = 62%. Bayesian integration with power prior discounting (\alpha = 0.3) yielded OR = 0.73 (95% CrI: 0.28–2.09), P(OR &lt; 1) = 77%. In the statins case, observational studies showed HR = 0.72 (0.64–0.80) while RCTs showed HR = 0.97 (0.90–1.05), with event rate ratio of 0.53 (RCT/observational). Module H classified magnesium as inconclusive with serious imprecision (heterogeneity) and moderate indirectness and statins as inconclusive with serious indirectness, whereas standard GRADE evaluation would be more likely to conclude "no benefit demonstrated."</w:t>
       </w:r>
     </w:p>
     <w:p>

--- a/rct-decomposition/KOTHA_Framework_generic.docx
+++ b/rct-decomposition/KOTHA_Framework_generic.docx
@@ -112,7 +112,7 @@
           <w:i w:val="0"/>
           <w:sz w:val="24"/>
         </w:rPr>
-        <w:t>: In the magnesium case, control event rates declined from 8.9% (pre-thrombolysis era) to 7.2% (ISIS-4), reflecting temporal event dilution. The pre-ISIS-4 meta-analysis yielded OR = 0.54 (95% CI: 0.40–0.75), while the all-trials estimate was OR = 0.56 (0.38–0.83) with I^2 = 62%. Bayesian integration with power prior discounting (\alpha = 0.3) yielded OR = 0.73 (95% CrI: 0.28–2.09), P(OR &lt; 1) = 77%. In the statins case, observational studies showed HR = 0.72 (0.64–0.80) while RCTs showed HR = 0.97 (0.90–1.05), with event rate ratio of 0.53 (RCT/observational). Module H classified magnesium as inconclusive with serious imprecision (heterogeneity) and moderate indirectness and statins as inconclusive with serious indirectness, whereas standard GRADE evaluation would be more likely to conclude "no benefit demonstrated."</w:t>
+        <w:t>: In the magnesium case, control event rates declined from 8.9% (pre-thrombolysis era) to 7.2% (ISIS-4), reflecting temporal event dilution. The pre-ISIS-4 meta-analysis yielded OR = 0.54 (95% CI: 0.40–0.75), while the all-trials estimate was OR = 0.56 (0.38–0.83) with I^2 = 62%. Bayesian integration with power prior discounting (\alpha = 0.3) yielded OR = 0.73 (95% CrI: 0.28–2.09), P(OR &lt; 1) = 77%. In the statins case, observational studies showed HR = 0.72 (0.64–0.80) while RCTs showed HR = 0.97 (0.90–1.05), with event rate ratio of 0.53 (RCT/observational). Module H classified magnesium as inconclusive with serious inconsistency (heterogeneity) and statins as inconclusive with serious indirectness, whereas standard GRADE evaluation would be more likely to conclude "no benefit demonstrated."</w:t>
       </w:r>
     </w:p>
     <w:p>
@@ -6795,7 +6795,7 @@
                 <w:rFonts w:ascii="Times New Roman" w:hAnsi="Times New Roman"/>
                 <w:sz w:val="20"/>
               </w:rPr>
-              <w:t>Moderate: event rate decreased by 18%</w:t>
+              <w:t>Low: event rate decreased by 18%</w:t>
             </w:r>
           </w:p>
         </w:tc>
@@ -6857,7 +6857,7 @@
                 <w:rFonts w:ascii="Times New Roman" w:hAnsi="Times New Roman"/>
                 <w:sz w:val="20"/>
               </w:rPr>
-              <w:t>Serious</w:t>
+              <w:t>Not serious (OIS met)</w:t>
             </w:r>
           </w:p>
         </w:tc>
@@ -6872,7 +6872,7 @@
                 <w:rFonts w:ascii="Times New Roman" w:hAnsi="Times New Roman"/>
                 <w:sz w:val="20"/>
               </w:rPr>
-              <w:t>Serious (heterogeneity-driven)</w:t>
+              <w:t>Not serious (OIS met, CI excludes null)</w:t>
             </w:r>
           </w:p>
         </w:tc>
@@ -6887,7 +6887,7 @@
                 <w:rFonts w:ascii="Times New Roman" w:hAnsi="Times New Roman"/>
                 <w:sz w:val="20"/>
               </w:rPr>
-              <w:t>Serious</w:t>
+              <w:t>Not serious (OIS met, CI excludes clinically important benefit)</w:t>
             </w:r>
           </w:p>
         </w:tc>
@@ -6902,7 +6902,7 @@
                 <w:rFonts w:ascii="Times New Roman" w:hAnsi="Times New Roman"/>
                 <w:sz w:val="20"/>
               </w:rPr>
-              <w:t>Serious</w:t>
+              <w:t>Not serious (OIS met, CI excludes clinically important benefit)</w:t>
             </w:r>
           </w:p>
         </w:tc>
@@ -6949,7 +6949,7 @@
                 <w:rFonts w:ascii="Times New Roman" w:hAnsi="Times New Roman"/>
                 <w:sz w:val="20"/>
               </w:rPr>
-              <w:t>Very low</w:t>
+              <w:t>Low</w:t>
             </w:r>
           </w:p>
         </w:tc>
@@ -6964,7 +6964,7 @@
                 <w:rFonts w:ascii="Times New Roman" w:hAnsi="Times New Roman"/>
                 <w:sz w:val="20"/>
               </w:rPr>
-              <w:t>Moderate</w:t>
+              <w:t>High</w:t>
             </w:r>
           </w:p>
         </w:tc>

--- a/rct-decomposition/KOTHA_Framework_generic.docx
+++ b/rct-decomposition/KOTHA_Framework_generic.docx
@@ -112,7 +112,7 @@
           <w:i w:val="0"/>
           <w:sz w:val="24"/>
         </w:rPr>
-        <w:t>: In the magnesium case, control event rates declined from 8.9% (pre-thrombolysis era) to 7.2% (ISIS-4), reflecting temporal event dilution. The pre-ISIS-4 meta-analysis yielded OR = 0.54 (95% CI: 0.40–0.75), while the all-trials estimate was OR = 0.56 (0.38–0.83) with I^2 = 62%. Bayesian integration with power prior discounting (\alpha = 0.3) yielded OR = 0.73 (95% CrI: 0.28–2.09), P(OR &lt; 1) = 77%. In the statins case, observational studies showed HR = 0.72 (0.64–0.80) while RCTs showed HR = 0.97 (0.90–1.05), with event rate ratio of 0.53 (RCT/observational). Module H classified magnesium as inconclusive with serious inconsistency (heterogeneity) and statins as inconclusive with serious indirectness, whereas standard GRADE evaluation would be more likely to conclude "no benefit demonstrated."</w:t>
+        <w:t>: In the magnesium case, control event rates declined from 8.9% (pre-thrombolysis era) to 7.2% (ISIS-4), reflecting temporal event dilution. The pre-ISIS-4 meta-analysis yielded OR = 0.54 (95% CI: 0.40–0.75), while the all-trials estimate was OR = 0.56 (0.38–0.83) with I^2 = 62%. Bayesian integration with power prior discounting (\alpha = 0.3) yielded OR = 0.74 (95% CrI: 0.24–1.32), P(OR &lt; 1) = 83%. In the statins case, observational studies showed HR = 0.72 (0.64–0.80) while RCTs showed HR = 0.97 (0.90–1.05), with event rate ratio of 0.53 (RCT/observational). Module H classified magnesium as inconclusive with serious inconsistency (heterogeneity) and statins as inconclusive with serious indirectness, whereas standard GRADE evaluation would be more likely to conclude "no benefit demonstrated."</w:t>
       </w:r>
     </w:p>
     <w:p>
@@ -5048,7 +5048,7 @@
                 <w:rFonts w:ascii="Times New Roman" w:hAnsi="Times New Roman"/>
                 <w:sz w:val="20"/>
               </w:rPr>
-              <w:t>1.11 (0.43–7.03)</w:t>
+              <w:t>1.07 (0.06–16.87)</w:t>
             </w:r>
           </w:p>
         </w:tc>
@@ -5063,7 +5063,7 @@
                 <w:rFonts w:ascii="Times New Roman" w:hAnsi="Times New Roman"/>
                 <w:sz w:val="20"/>
               </w:rPr>
-              <w:t>30.6%</w:t>
+              <w:t>39.3%</w:t>
             </w:r>
           </w:p>
         </w:tc>
@@ -5078,7 +5078,7 @@
                 <w:rFonts w:ascii="Times New Roman" w:hAnsi="Times New Roman"/>
                 <w:sz w:val="20"/>
               </w:rPr>
-              <w:t>22.2%</w:t>
+              <w:t>29.4%</w:t>
             </w:r>
           </w:p>
         </w:tc>
@@ -5093,7 +5093,7 @@
                 <w:rFonts w:ascii="Times New Roman" w:hAnsi="Times New Roman"/>
                 <w:sz w:val="20"/>
               </w:rPr>
-              <w:t>16.2%</w:t>
+              <w:t>23.0%</w:t>
             </w:r>
           </w:p>
         </w:tc>
@@ -5125,7 +5125,7 @@
                 <w:rFonts w:ascii="Times New Roman" w:hAnsi="Times New Roman"/>
                 <w:sz w:val="20"/>
               </w:rPr>
-              <w:t>1.00 (0.31–3.51)</w:t>
+              <w:t>0.94 (0.15–2.74)</w:t>
             </w:r>
           </w:p>
         </w:tc>
@@ -5140,7 +5140,7 @@
                 <w:rFonts w:ascii="Times New Roman" w:hAnsi="Times New Roman"/>
                 <w:sz w:val="20"/>
               </w:rPr>
-              <w:t>50.7%</w:t>
+              <w:t>58.5%</w:t>
             </w:r>
           </w:p>
         </w:tc>
@@ -5155,7 +5155,7 @@
                 <w:rFonts w:ascii="Times New Roman" w:hAnsi="Times New Roman"/>
                 <w:sz w:val="20"/>
               </w:rPr>
-              <w:t>36.6%</w:t>
+              <w:t>45.8%</w:t>
             </w:r>
           </w:p>
         </w:tc>
@@ -5170,7 +5170,7 @@
                 <w:rFonts w:ascii="Times New Roman" w:hAnsi="Times New Roman"/>
                 <w:sz w:val="20"/>
               </w:rPr>
-              <w:t>27.9%</w:t>
+              <w:t>35.6%</w:t>
             </w:r>
           </w:p>
         </w:tc>
@@ -5202,7 +5202,7 @@
                 <w:rFonts w:ascii="Times New Roman" w:hAnsi="Times New Roman"/>
                 <w:sz w:val="20"/>
               </w:rPr>
-              <w:t>0.85 (0.31–2.50)</w:t>
+              <w:t>0.82 (0.22–1.75)</w:t>
             </w:r>
           </w:p>
         </w:tc>
@@ -5217,7 +5217,7 @@
                 <w:rFonts w:ascii="Times New Roman" w:hAnsi="Times New Roman"/>
                 <w:sz w:val="20"/>
               </w:rPr>
-              <w:t>66.5%</w:t>
+              <w:t>72.3%</w:t>
             </w:r>
           </w:p>
         </w:tc>
@@ -5232,7 +5232,7 @@
                 <w:rFonts w:ascii="Times New Roman" w:hAnsi="Times New Roman"/>
                 <w:sz w:val="20"/>
               </w:rPr>
-              <w:t>55.0%</w:t>
+              <w:t>59.9%</w:t>
             </w:r>
           </w:p>
         </w:tc>
@@ -5247,7 +5247,7 @@
                 <w:rFonts w:ascii="Times New Roman" w:hAnsi="Times New Roman"/>
                 <w:sz w:val="20"/>
               </w:rPr>
-              <w:t>45.8%</w:t>
+              <w:t>47.4%</w:t>
             </w:r>
           </w:p>
         </w:tc>
@@ -5279,7 +5279,7 @@
                 <w:rFonts w:ascii="Times New Roman" w:hAnsi="Times New Roman"/>
                 <w:sz w:val="20"/>
               </w:rPr>
-              <w:t>0.73 (0.28–2.09)</w:t>
+              <w:t>0.74 (0.24–1.32)</w:t>
             </w:r>
           </w:p>
         </w:tc>
@@ -5294,7 +5294,7 @@
                 <w:rFonts w:ascii="Times New Roman" w:hAnsi="Times New Roman"/>
                 <w:sz w:val="20"/>
               </w:rPr>
-              <w:t>77.0%</w:t>
+              <w:t>83.2%</w:t>
             </w:r>
           </w:p>
         </w:tc>
@@ -5309,7 +5309,7 @@
                 <w:rFonts w:ascii="Times New Roman" w:hAnsi="Times New Roman"/>
                 <w:sz w:val="20"/>
               </w:rPr>
-              <w:t>66.3%</w:t>
+              <w:t>71.9%</w:t>
             </w:r>
           </w:p>
         </w:tc>
@@ -5324,7 +5324,7 @@
                 <w:rFonts w:ascii="Times New Roman" w:hAnsi="Times New Roman"/>
                 <w:sz w:val="20"/>
               </w:rPr>
-              <w:t>56.9%</w:t>
+              <w:t>59.2%</w:t>
             </w:r>
           </w:p>
         </w:tc>
@@ -5356,7 +5356,7 @@
                 <w:rFonts w:ascii="Times New Roman" w:hAnsi="Times New Roman"/>
                 <w:sz w:val="20"/>
               </w:rPr>
-              <w:t>0.61 (0.28–1.30)</w:t>
+              <w:t>0.64 (0.28–1.09)</w:t>
             </w:r>
           </w:p>
         </w:tc>
@@ -5371,7 +5371,7 @@
                 <w:rFonts w:ascii="Times New Roman" w:hAnsi="Times New Roman"/>
                 <w:sz w:val="20"/>
               </w:rPr>
-              <w:t>92.6%</w:t>
+              <w:t>93.9%</w:t>
             </w:r>
           </w:p>
         </w:tc>
@@ -5386,7 +5386,7 @@
                 <w:rFonts w:ascii="Times New Roman" w:hAnsi="Times New Roman"/>
                 <w:sz w:val="20"/>
               </w:rPr>
-              <w:t>87.3%</w:t>
+              <w:t>86.8%</w:t>
             </w:r>
           </w:p>
         </w:tc>
@@ -5401,7 +5401,7 @@
                 <w:rFonts w:ascii="Times New Roman" w:hAnsi="Times New Roman"/>
                 <w:sz w:val="20"/>
               </w:rPr>
-              <w:t>77.1%</w:t>
+              <w:t>75.6%</w:t>
             </w:r>
           </w:p>
         </w:tc>
@@ -5433,7 +5433,7 @@
                 <w:rFonts w:ascii="Times New Roman" w:hAnsi="Times New Roman"/>
                 <w:sz w:val="20"/>
               </w:rPr>
-              <w:t>0.57 (0.29–1.05)</w:t>
+              <w:t>0.59 (0.29–0.97)</w:t>
             </w:r>
           </w:p>
         </w:tc>
@@ -5448,7 +5448,7 @@
                 <w:rFonts w:ascii="Times New Roman" w:hAnsi="Times New Roman"/>
                 <w:sz w:val="20"/>
               </w:rPr>
-              <w:t>96.6%</w:t>
+              <w:t>98.3%</w:t>
             </w:r>
           </w:p>
         </w:tc>
@@ -5463,7 +5463,7 @@
                 <w:rFonts w:ascii="Times New Roman" w:hAnsi="Times New Roman"/>
                 <w:sz w:val="20"/>
               </w:rPr>
-              <w:t>94.1%</w:t>
+              <w:t>94.9%</w:t>
             </w:r>
           </w:p>
         </w:tc>
@@ -5478,7 +5478,7 @@
                 <w:rFonts w:ascii="Times New Roman" w:hAnsi="Times New Roman"/>
                 <w:sz w:val="20"/>
               </w:rPr>
-              <w:t>87.4%</w:t>
+              <w:t>86.8%</w:t>
             </w:r>
           </w:p>
         </w:tc>
@@ -5510,7 +5510,7 @@
                 <w:rFonts w:ascii="Times New Roman" w:hAnsi="Times New Roman"/>
                 <w:sz w:val="20"/>
               </w:rPr>
-              <w:t>0.54 (0.32–0.91)</w:t>
+              <w:t>0.56 (0.31–0.86)</w:t>
             </w:r>
           </w:p>
         </w:tc>
@@ -5525,7 +5525,7 @@
                 <w:rFonts w:ascii="Times New Roman" w:hAnsi="Times New Roman"/>
                 <w:sz w:val="20"/>
               </w:rPr>
-              <w:t>98.7%</w:t>
+              <w:t>99.6%</w:t>
             </w:r>
           </w:p>
         </w:tc>
@@ -5540,7 +5540,7 @@
                 <w:rFonts w:ascii="Times New Roman" w:hAnsi="Times New Roman"/>
                 <w:sz w:val="20"/>
               </w:rPr>
-              <w:t>97.2%</w:t>
+              <w:t>98.5%</w:t>
             </w:r>
           </w:p>
         </w:tc>
@@ -5555,7 +5555,7 @@
                 <w:rFonts w:ascii="Times New Roman" w:hAnsi="Times New Roman"/>
                 <w:sz w:val="20"/>
               </w:rPr>
-              <w:t>93.5%</w:t>
+              <w:t>94.5%</w:t>
             </w:r>
           </w:p>
         </w:tc>
@@ -5569,7 +5569,7 @@
           <w:i w:val="0"/>
           <w:sz w:val="24"/>
         </w:rPr>
-        <w:t>At \alpha = 0 (ISIS-4 only), the posterior median OR was 1.11 with only 30.6% probability of benefit. As \alpha increased, incorporating pre-ISIS-4 evidence progressively shifted the posterior toward benefit. At \alpha = 0.3 (moderate discounting), the posterior OR was 0.73 with 77% probability of benefit. The sensitivity analysis demonstrates that conclusions about magnesium efficacy depend critically on the weight assigned to pre-ISIS-4 evidence (Fig. 5A).</w:t>
+        <w:t>At \alpha = 0 (ISIS-4 only), the posterior median OR was 1.07 with only 39.3% probability of benefit. As \alpha increased, incorporating pre-ISIS-4 evidence progressively shifted the posterior toward benefit. At \alpha = 0.3 (moderate discounting), the posterior OR was 0.74 with 83% probability of benefit. The sensitivity analysis demonstrates that conclusions about magnesium efficacy depend critically on the weight assigned to pre-ISIS-4 evidence (Fig. 5A).</w:t>
       </w:r>
     </w:p>
     <w:p>
@@ -5717,7 +5717,7 @@
                 <w:rFonts w:ascii="Times New Roman" w:hAnsi="Times New Roman"/>
                 <w:sz w:val="20"/>
               </w:rPr>
-              <w:t>0.98 (0.63–2.35)</w:t>
+              <w:t>0.97 (0.54–1.64)</w:t>
             </w:r>
           </w:p>
         </w:tc>
@@ -5732,7 +5732,7 @@
                 <w:rFonts w:ascii="Times New Roman" w:hAnsi="Times New Roman"/>
                 <w:sz w:val="20"/>
               </w:rPr>
-              <w:t>60.9%</w:t>
+              <w:t>62.7%</w:t>
             </w:r>
           </w:p>
         </w:tc>
@@ -5747,7 +5747,7 @@
                 <w:rFonts w:ascii="Times New Roman" w:hAnsi="Times New Roman"/>
                 <w:sz w:val="20"/>
               </w:rPr>
-              <w:t>17.7%</w:t>
+              <w:t>21.1%</w:t>
             </w:r>
           </w:p>
         </w:tc>
@@ -5762,7 +5762,7 @@
                 <w:rFonts w:ascii="Times New Roman" w:hAnsi="Times New Roman"/>
                 <w:sz w:val="20"/>
               </w:rPr>
-              <w:t>9.1%</w:t>
+              <w:t>9.5%</w:t>
             </w:r>
           </w:p>
         </w:tc>
@@ -5794,7 +5794,7 @@
                 <w:rFonts w:ascii="Times New Roman" w:hAnsi="Times New Roman"/>
                 <w:sz w:val="20"/>
               </w:rPr>
-              <w:t>0.92 (0.63–2.19)</w:t>
+              <w:t>0.92 (0.52–1.60)</w:t>
             </w:r>
           </w:p>
         </w:tc>
@@ -5809,7 +5809,7 @@
                 <w:rFonts w:ascii="Times New Roman" w:hAnsi="Times New Roman"/>
                 <w:sz w:val="20"/>
               </w:rPr>
-              <w:t>70.4%</w:t>
+              <w:t>71.7%</w:t>
             </w:r>
           </w:p>
         </w:tc>
@@ -5824,7 +5824,7 @@
                 <w:rFonts w:ascii="Times New Roman" w:hAnsi="Times New Roman"/>
                 <w:sz w:val="20"/>
               </w:rPr>
-              <w:t>43.5%</w:t>
+              <w:t>42.0%</w:t>
             </w:r>
           </w:p>
         </w:tc>
@@ -5839,7 +5839,7 @@
                 <w:rFonts w:ascii="Times New Roman" w:hAnsi="Times New Roman"/>
                 <w:sz w:val="20"/>
               </w:rPr>
-              <w:t>17.7%</w:t>
+              <w:t>18.3%</w:t>
             </w:r>
           </w:p>
         </w:tc>
@@ -5871,7 +5871,7 @@
                 <w:rFonts w:ascii="Times New Roman" w:hAnsi="Times New Roman"/>
                 <w:sz w:val="20"/>
               </w:rPr>
-              <w:t>0.88 (0.60–1.80)</w:t>
+              <w:t>0.88 (0.54–1.37)</w:t>
             </w:r>
           </w:p>
         </w:tc>
@@ -5886,7 +5886,7 @@
                 <w:rFonts w:ascii="Times New Roman" w:hAnsi="Times New Roman"/>
                 <w:sz w:val="20"/>
               </w:rPr>
-              <w:t>78.4%</w:t>
+              <w:t>81.0%</w:t>
             </w:r>
           </w:p>
         </w:tc>
@@ -5901,7 +5901,7 @@
                 <w:rFonts w:ascii="Times New Roman" w:hAnsi="Times New Roman"/>
                 <w:sz w:val="20"/>
               </w:rPr>
-              <w:t>57.0%</w:t>
+              <w:t>56.3%</w:t>
             </w:r>
           </w:p>
         </w:tc>
@@ -5916,7 +5916,7 @@
                 <w:rFonts w:ascii="Times New Roman" w:hAnsi="Times New Roman"/>
                 <w:sz w:val="20"/>
               </w:rPr>
-              <w:t>26.0%</w:t>
+              <w:t>25.4%</w:t>
             </w:r>
           </w:p>
         </w:tc>
@@ -5948,7 +5948,7 @@
                 <w:rFonts w:ascii="Times New Roman" w:hAnsi="Times New Roman"/>
                 <w:sz w:val="20"/>
               </w:rPr>
-              <w:t>0.85 (0.59–1.57)</w:t>
+              <w:t>0.86 (0.57–1.26)</w:t>
             </w:r>
           </w:p>
         </w:tc>
@@ -5963,7 +5963,7 @@
                 <w:rFonts w:ascii="Times New Roman" w:hAnsi="Times New Roman"/>
                 <w:sz w:val="20"/>
               </w:rPr>
-              <w:t>83.7%</w:t>
+              <w:t>86.4%</w:t>
             </w:r>
           </w:p>
         </w:tc>
@@ -5978,7 +5978,7 @@
                 <w:rFonts w:ascii="Times New Roman" w:hAnsi="Times New Roman"/>
                 <w:sz w:val="20"/>
               </w:rPr>
-              <w:t>65.7%</w:t>
+              <w:t>65.3%</w:t>
             </w:r>
           </w:p>
         </w:tc>
@@ -5993,7 +5993,7 @@
                 <w:rFonts w:ascii="Times New Roman" w:hAnsi="Times New Roman"/>
                 <w:sz w:val="20"/>
               </w:rPr>
-              <w:t>32.8%</w:t>
+              <w:t>29.9%</w:t>
             </w:r>
           </w:p>
         </w:tc>
@@ -6025,7 +6025,7 @@
                 <w:rFonts w:ascii="Times New Roman" w:hAnsi="Times New Roman"/>
                 <w:sz w:val="20"/>
               </w:rPr>
-              <w:t>0.82 (0.62–1.15)</w:t>
+              <w:t>0.82 (0.60–1.08)</w:t>
             </w:r>
           </w:p>
         </w:tc>
@@ -6040,7 +6040,7 @@
                 <w:rFonts w:ascii="Times New Roman" w:hAnsi="Times New Roman"/>
                 <w:sz w:val="20"/>
               </w:rPr>
-              <w:t>91.9%</w:t>
+              <w:t>93.9%</w:t>
             </w:r>
           </w:p>
         </w:tc>
@@ -6055,7 +6055,7 @@
                 <w:rFonts w:ascii="Times New Roman" w:hAnsi="Times New Roman"/>
                 <w:sz w:val="20"/>
               </w:rPr>
-              <w:t>79.2%</w:t>
+              <w:t>79.6%</w:t>
             </w:r>
           </w:p>
         </w:tc>
@@ -6070,7 +6070,7 @@
                 <w:rFonts w:ascii="Times New Roman" w:hAnsi="Times New Roman"/>
                 <w:sz w:val="20"/>
               </w:rPr>
-              <w:t>42.5%</w:t>
+              <w:t>40.8%</w:t>
             </w:r>
           </w:p>
         </w:tc>
@@ -6102,7 +6102,7 @@
                 <w:rFonts w:ascii="Times New Roman" w:hAnsi="Times New Roman"/>
                 <w:sz w:val="20"/>
               </w:rPr>
-              <w:t>0.79 (0.63–1.02)</w:t>
+              <w:t>0.80 (0.63–1.01)</w:t>
             </w:r>
           </w:p>
         </w:tc>
@@ -6117,7 +6117,7 @@
                 <w:rFonts w:ascii="Times New Roman" w:hAnsi="Times New Roman"/>
                 <w:sz w:val="20"/>
               </w:rPr>
-              <w:t>96.8%</w:t>
+              <w:t>97.3%</w:t>
             </w:r>
           </w:p>
         </w:tc>
@@ -6132,7 +6132,7 @@
                 <w:rFonts w:ascii="Times New Roman" w:hAnsi="Times New Roman"/>
                 <w:sz w:val="20"/>
               </w:rPr>
-              <w:t>88.7%</w:t>
+              <w:t>88.3%</w:t>
             </w:r>
           </w:p>
         </w:tc>
@@ -6147,7 +6147,7 @@
                 <w:rFonts w:ascii="Times New Roman" w:hAnsi="Times New Roman"/>
                 <w:sz w:val="20"/>
               </w:rPr>
-              <w:t>53.4%</w:t>
+              <w:t>49.5%</w:t>
             </w:r>
           </w:p>
         </w:tc>
@@ -6179,7 +6179,7 @@
                 <w:rFonts w:ascii="Times New Roman" w:hAnsi="Times New Roman"/>
                 <w:sz w:val="20"/>
               </w:rPr>
-              <w:t>0.78 (0.65–0.95)</w:t>
+              <w:t>0.78 (0.64–0.92)</w:t>
             </w:r>
           </w:p>
         </w:tc>
@@ -6194,7 +6194,7 @@
                 <w:rFonts w:ascii="Times New Roman" w:hAnsi="Times New Roman"/>
                 <w:sz w:val="20"/>
               </w:rPr>
-              <w:t>99.1%</w:t>
+              <w:t>99.4%</w:t>
             </w:r>
           </w:p>
         </w:tc>
@@ -6209,7 +6209,7 @@
                 <w:rFonts w:ascii="Times New Roman" w:hAnsi="Times New Roman"/>
                 <w:sz w:val="20"/>
               </w:rPr>
-              <w:t>94.8%</w:t>
+              <w:t>95.8%</w:t>
             </w:r>
           </w:p>
         </w:tc>
@@ -6238,7 +6238,7 @@
           <w:i w:val="0"/>
           <w:sz w:val="24"/>
         </w:rPr>
-        <w:t>At \alpha = 0 (RCTs only), the posterior probability of any benefit was only 60.9%, and the probability of clinically meaningful benefit (HR &lt; 0.90) was 17.7%. Even modest incorporation of observational evidence (\alpha = 0.3) increased P(HR &lt; 1) to 83.7% and P(HR &lt; 0.90) to 65.7%. The sensitivity analysis (Fig. 5B) shows a monotonic increase in posterior probability of benefit with increasing \alpha, but conclusions remain uncertain across the full range of discounting.</w:t>
+        <w:t>At \alpha = 0 (RCTs only), the posterior probability of any benefit was only 62.7%, and the probability of clinically meaningful benefit (HR &lt; 0.90) was 21.1%. Even modest incorporation of observational evidence (\alpha = 0.3) increased P(HR &lt; 1) to 86.4% and P(HR &lt; 0.90) to 65.3%. The sensitivity analysis (Fig. 5B) shows a monotonic increase in posterior probability of benefit with increasing \alpha, but conclusions remain uncertain across the full range of discounting.</w:t>
       </w:r>
     </w:p>
     <w:p>

--- a/rct-decomposition/KOTHA_Framework_generic.docx
+++ b/rct-decomposition/KOTHA_Framework_generic.docx
@@ -112,7 +112,7 @@
           <w:i w:val="0"/>
           <w:sz w:val="24"/>
         </w:rPr>
-        <w:t>: In the magnesium case, control event rates declined from 8.9% (pre-thrombolysis era) to 7.2% (ISIS-4), reflecting temporal event dilution. The pre-ISIS-4 meta-analysis yielded OR = 0.54 (95% CI: 0.40–0.75), while the all-trials estimate was OR = 0.56 (0.38–0.83) with I^2 = 62%. Bayesian integration with power prior discounting (\alpha = 0.3) yielded OR = 0.74 (95% CrI: 0.24–1.32), P(OR &lt; 1) = 83%. In the statins case, observational studies showed HR = 0.72 (0.64–0.80) while RCTs showed HR = 0.97 (0.90–1.05), with event rate ratio of 0.53 (RCT/observational). Module H classified magnesium as inconclusive with serious inconsistency (heterogeneity) and statins as inconclusive with serious indirectness, whereas standard GRADE evaluation would be more likely to conclude "no benefit demonstrated."</w:t>
+        <w:t>: In the magnesium case, control event rates declined from 8.9% (pre-thrombolysis era) to 7.2% (ISIS-4), reflecting temporal event dilution. The pre-ISIS-4 meta-analysis yielded OR = 0.54 (95% CI: 0.40–0.75), while the all-trials estimate was OR = 0.56 (0.38–0.83) with I^2 = 62%. Bayesian integration with power prior discounting (\alpha = 0.3) yielded OR = 0.74 (95% CrI: 0.25–1.43), P(OR &lt; 1) = 81%. In the statins case, observational studies showed HR = 0.72 (0.64–0.80) while RCTs showed HR = 0.97 (0.90–1.05), with event rate ratio of 0.53 (RCT/observational). Module H classified magnesium as inconclusive with serious inconsistency (heterogeneity) and statins as inconclusive with serious indirectness, whereas standard GRADE evaluation would be more likely to conclude "no benefit demonstrated."</w:t>
       </w:r>
     </w:p>
     <w:p>
@@ -5048,7 +5048,7 @@
                 <w:rFonts w:ascii="Times New Roman" w:hAnsi="Times New Roman"/>
                 <w:sz w:val="20"/>
               </w:rPr>
-              <w:t>1.07 (0.06–16.87)</w:t>
+              <w:t>1.05 (0.03–27.97)</w:t>
             </w:r>
           </w:p>
         </w:tc>
@@ -5063,7 +5063,7 @@
                 <w:rFonts w:ascii="Times New Roman" w:hAnsi="Times New Roman"/>
                 <w:sz w:val="20"/>
               </w:rPr>
-              <w:t>39.3%</w:t>
+              <w:t>42.8%</w:t>
             </w:r>
           </w:p>
         </w:tc>
@@ -5078,7 +5078,7 @@
                 <w:rFonts w:ascii="Times New Roman" w:hAnsi="Times New Roman"/>
                 <w:sz w:val="20"/>
               </w:rPr>
-              <w:t>29.4%</w:t>
+              <w:t>33.4%</w:t>
             </w:r>
           </w:p>
         </w:tc>
@@ -5093,7 +5093,7 @@
                 <w:rFonts w:ascii="Times New Roman" w:hAnsi="Times New Roman"/>
                 <w:sz w:val="20"/>
               </w:rPr>
-              <w:t>23.0%</w:t>
+              <w:t>27.0%</w:t>
             </w:r>
           </w:p>
         </w:tc>
@@ -5125,7 +5125,7 @@
                 <w:rFonts w:ascii="Times New Roman" w:hAnsi="Times New Roman"/>
                 <w:sz w:val="20"/>
               </w:rPr>
-              <w:t>0.94 (0.15–2.74)</w:t>
+              <w:t>0.93 (0.15–2.92)</w:t>
             </w:r>
           </w:p>
         </w:tc>
@@ -5140,7 +5140,7 @@
                 <w:rFonts w:ascii="Times New Roman" w:hAnsi="Times New Roman"/>
                 <w:sz w:val="20"/>
               </w:rPr>
-              <w:t>58.5%</w:t>
+              <w:t>58.3%</w:t>
             </w:r>
           </w:p>
         </w:tc>
@@ -5155,7 +5155,7 @@
                 <w:rFonts w:ascii="Times New Roman" w:hAnsi="Times New Roman"/>
                 <w:sz w:val="20"/>
               </w:rPr>
-              <w:t>45.8%</w:t>
+              <w:t>46.3%</w:t>
             </w:r>
           </w:p>
         </w:tc>
@@ -5170,7 +5170,7 @@
                 <w:rFonts w:ascii="Times New Roman" w:hAnsi="Times New Roman"/>
                 <w:sz w:val="20"/>
               </w:rPr>
-              <w:t>35.6%</w:t>
+              <w:t>36.2%</w:t>
             </w:r>
           </w:p>
         </w:tc>
@@ -5202,7 +5202,7 @@
                 <w:rFonts w:ascii="Times New Roman" w:hAnsi="Times New Roman"/>
                 <w:sz w:val="20"/>
               </w:rPr>
-              <w:t>0.82 (0.22–1.75)</w:t>
+              <w:t>0.83 (0.22–1.75)</w:t>
             </w:r>
           </w:p>
         </w:tc>
@@ -5217,7 +5217,7 @@
                 <w:rFonts w:ascii="Times New Roman" w:hAnsi="Times New Roman"/>
                 <w:sz w:val="20"/>
               </w:rPr>
-              <w:t>72.3%</w:t>
+              <w:t>71.4%</w:t>
             </w:r>
           </w:p>
         </w:tc>
@@ -5232,7 +5232,7 @@
                 <w:rFonts w:ascii="Times New Roman" w:hAnsi="Times New Roman"/>
                 <w:sz w:val="20"/>
               </w:rPr>
-              <w:t>59.9%</w:t>
+              <w:t>58.9%</w:t>
             </w:r>
           </w:p>
         </w:tc>
@@ -5247,7 +5247,7 @@
                 <w:rFonts w:ascii="Times New Roman" w:hAnsi="Times New Roman"/>
                 <w:sz w:val="20"/>
               </w:rPr>
-              <w:t>47.4%</w:t>
+              <w:t>46.9%</w:t>
             </w:r>
           </w:p>
         </w:tc>
@@ -5279,7 +5279,7 @@
                 <w:rFonts w:ascii="Times New Roman" w:hAnsi="Times New Roman"/>
                 <w:sz w:val="20"/>
               </w:rPr>
-              <w:t>0.74 (0.24–1.32)</w:t>
+              <w:t>0.74 (0.25–1.43)</w:t>
             </w:r>
           </w:p>
         </w:tc>
@@ -5294,7 +5294,7 @@
                 <w:rFonts w:ascii="Times New Roman" w:hAnsi="Times New Roman"/>
                 <w:sz w:val="20"/>
               </w:rPr>
-              <w:t>83.2%</w:t>
+              <w:t>80.7%</w:t>
             </w:r>
           </w:p>
         </w:tc>
@@ -5309,7 +5309,7 @@
                 <w:rFonts w:ascii="Times New Roman" w:hAnsi="Times New Roman"/>
                 <w:sz w:val="20"/>
               </w:rPr>
-              <w:t>71.9%</w:t>
+              <w:t>69.6%</w:t>
             </w:r>
           </w:p>
         </w:tc>
@@ -5324,7 +5324,7 @@
                 <w:rFonts w:ascii="Times New Roman" w:hAnsi="Times New Roman"/>
                 <w:sz w:val="20"/>
               </w:rPr>
-              <w:t>59.2%</w:t>
+              <w:t>57.4%</w:t>
             </w:r>
           </w:p>
         </w:tc>
@@ -5356,7 +5356,7 @@
                 <w:rFonts w:ascii="Times New Roman" w:hAnsi="Times New Roman"/>
                 <w:sz w:val="20"/>
               </w:rPr>
-              <w:t>0.64 (0.28–1.09)</w:t>
+              <w:t>0.63 (0.28–1.10)</w:t>
             </w:r>
           </w:p>
         </w:tc>
@@ -5371,7 +5371,7 @@
                 <w:rFonts w:ascii="Times New Roman" w:hAnsi="Times New Roman"/>
                 <w:sz w:val="20"/>
               </w:rPr>
-              <w:t>93.9%</w:t>
+              <w:t>94.0%</w:t>
             </w:r>
           </w:p>
         </w:tc>
@@ -5386,7 +5386,7 @@
                 <w:rFonts w:ascii="Times New Roman" w:hAnsi="Times New Roman"/>
                 <w:sz w:val="20"/>
               </w:rPr>
-              <w:t>86.8%</w:t>
+              <w:t>87.2%</w:t>
             </w:r>
           </w:p>
         </w:tc>
@@ -5401,7 +5401,7 @@
                 <w:rFonts w:ascii="Times New Roman" w:hAnsi="Times New Roman"/>
                 <w:sz w:val="20"/>
               </w:rPr>
-              <w:t>75.6%</w:t>
+              <w:t>76.3%</w:t>
             </w:r>
           </w:p>
         </w:tc>
@@ -5433,7 +5433,7 @@
                 <w:rFonts w:ascii="Times New Roman" w:hAnsi="Times New Roman"/>
                 <w:sz w:val="20"/>
               </w:rPr>
-              <w:t>0.59 (0.29–0.97)</w:t>
+              <w:t>0.59 (0.29–0.98)</w:t>
             </w:r>
           </w:p>
         </w:tc>
@@ -5448,7 +5448,7 @@
                 <w:rFonts w:ascii="Times New Roman" w:hAnsi="Times New Roman"/>
                 <w:sz w:val="20"/>
               </w:rPr>
-              <w:t>98.3%</w:t>
+              <w:t>98.1%</w:t>
             </w:r>
           </w:p>
         </w:tc>
@@ -5463,7 +5463,7 @@
                 <w:rFonts w:ascii="Times New Roman" w:hAnsi="Times New Roman"/>
                 <w:sz w:val="20"/>
               </w:rPr>
-              <w:t>94.9%</w:t>
+              <w:t>94.8%</w:t>
             </w:r>
           </w:p>
         </w:tc>
@@ -5478,7 +5478,7 @@
                 <w:rFonts w:ascii="Times New Roman" w:hAnsi="Times New Roman"/>
                 <w:sz w:val="20"/>
               </w:rPr>
-              <w:t>86.8%</w:t>
+              <w:t>87.1%</w:t>
             </w:r>
           </w:p>
         </w:tc>
@@ -5510,7 +5510,7 @@
                 <w:rFonts w:ascii="Times New Roman" w:hAnsi="Times New Roman"/>
                 <w:sz w:val="20"/>
               </w:rPr>
-              <w:t>0.56 (0.31–0.86)</w:t>
+              <w:t>0.55 (0.32–0.87)</w:t>
             </w:r>
           </w:p>
         </w:tc>
@@ -5540,7 +5540,7 @@
                 <w:rFonts w:ascii="Times New Roman" w:hAnsi="Times New Roman"/>
                 <w:sz w:val="20"/>
               </w:rPr>
-              <w:t>98.5%</w:t>
+              <w:t>98.4%</w:t>
             </w:r>
           </w:p>
         </w:tc>
@@ -5555,7 +5555,7 @@
                 <w:rFonts w:ascii="Times New Roman" w:hAnsi="Times New Roman"/>
                 <w:sz w:val="20"/>
               </w:rPr>
-              <w:t>94.5%</w:t>
+              <w:t>94.4%</w:t>
             </w:r>
           </w:p>
         </w:tc>
@@ -5569,7 +5569,7 @@
           <w:i w:val="0"/>
           <w:sz w:val="24"/>
         </w:rPr>
-        <w:t>At \alpha = 0 (ISIS-4 only), the posterior median OR was 1.07 with only 39.3% probability of benefit. As \alpha increased, incorporating pre-ISIS-4 evidence progressively shifted the posterior toward benefit. At \alpha = 0.3 (moderate discounting), the posterior OR was 0.74 with 83% probability of benefit. The sensitivity analysis demonstrates that conclusions about magnesium efficacy depend critically on the weight assigned to pre-ISIS-4 evidence (Fig. 5A).</w:t>
+        <w:t>At \alpha = 0 (ISIS-4 only), the posterior median OR was 1.05 with only 42.8% probability of benefit. As \alpha increased, incorporating pre-ISIS-4 evidence progressively shifted the posterior toward benefit. At \alpha = 0.3 (moderate discounting), the posterior OR was 0.74 with 81% probability of benefit. The sensitivity analysis demonstrates that conclusions about magnesium efficacy depend critically on the weight assigned to pre-ISIS-4 evidence (Fig. 5A).</w:t>
       </w:r>
     </w:p>
     <w:p>
@@ -5717,7 +5717,7 @@
                 <w:rFonts w:ascii="Times New Roman" w:hAnsi="Times New Roman"/>
                 <w:sz w:val="20"/>
               </w:rPr>
-              <w:t>0.97 (0.54–1.64)</w:t>
+              <w:t>0.97 (0.58–1.65)</w:t>
             </w:r>
           </w:p>
         </w:tc>
@@ -5732,7 +5732,7 @@
                 <w:rFonts w:ascii="Times New Roman" w:hAnsi="Times New Roman"/>
                 <w:sz w:val="20"/>
               </w:rPr>
-              <w:t>62.7%</w:t>
+              <w:t>62.9%</w:t>
             </w:r>
           </w:p>
         </w:tc>
@@ -5747,7 +5747,7 @@
                 <w:rFonts w:ascii="Times New Roman" w:hAnsi="Times New Roman"/>
                 <w:sz w:val="20"/>
               </w:rPr>
-              <w:t>21.1%</w:t>
+              <w:t>21.2%</w:t>
             </w:r>
           </w:p>
         </w:tc>
@@ -5762,7 +5762,7 @@
                 <w:rFonts w:ascii="Times New Roman" w:hAnsi="Times New Roman"/>
                 <w:sz w:val="20"/>
               </w:rPr>
-              <w:t>9.5%</w:t>
+              <w:t>8.9%</w:t>
             </w:r>
           </w:p>
         </w:tc>
@@ -5794,7 +5794,7 @@
                 <w:rFonts w:ascii="Times New Roman" w:hAnsi="Times New Roman"/>
                 <w:sz w:val="20"/>
               </w:rPr>
-              <w:t>0.92 (0.52–1.60)</w:t>
+              <w:t>0.92 (0.53–1.64)</w:t>
             </w:r>
           </w:p>
         </w:tc>
@@ -5809,7 +5809,7 @@
                 <w:rFonts w:ascii="Times New Roman" w:hAnsi="Times New Roman"/>
                 <w:sz w:val="20"/>
               </w:rPr>
-              <w:t>71.7%</w:t>
+              <w:t>71.9%</w:t>
             </w:r>
           </w:p>
         </w:tc>
@@ -5824,7 +5824,7 @@
                 <w:rFonts w:ascii="Times New Roman" w:hAnsi="Times New Roman"/>
                 <w:sz w:val="20"/>
               </w:rPr>
-              <w:t>42.0%</w:t>
+              <w:t>42.7%</w:t>
             </w:r>
           </w:p>
         </w:tc>
@@ -5839,7 +5839,7 @@
                 <w:rFonts w:ascii="Times New Roman" w:hAnsi="Times New Roman"/>
                 <w:sz w:val="20"/>
               </w:rPr>
-              <w:t>18.3%</w:t>
+              <w:t>19.2%</w:t>
             </w:r>
           </w:p>
         </w:tc>
@@ -5871,7 +5871,7 @@
                 <w:rFonts w:ascii="Times New Roman" w:hAnsi="Times New Roman"/>
                 <w:sz w:val="20"/>
               </w:rPr>
-              <w:t>0.88 (0.54–1.37)</w:t>
+              <w:t>0.89 (0.53–1.41)</w:t>
             </w:r>
           </w:p>
         </w:tc>
@@ -5886,7 +5886,7 @@
                 <w:rFonts w:ascii="Times New Roman" w:hAnsi="Times New Roman"/>
                 <w:sz w:val="20"/>
               </w:rPr>
-              <w:t>81.0%</w:t>
+              <w:t>79.8%</w:t>
             </w:r>
           </w:p>
         </w:tc>
@@ -5901,7 +5901,7 @@
                 <w:rFonts w:ascii="Times New Roman" w:hAnsi="Times New Roman"/>
                 <w:sz w:val="20"/>
               </w:rPr>
-              <w:t>56.3%</w:t>
+              <w:t>54.7%</w:t>
             </w:r>
           </w:p>
         </w:tc>
@@ -5916,7 +5916,7 @@
                 <w:rFonts w:ascii="Times New Roman" w:hAnsi="Times New Roman"/>
                 <w:sz w:val="20"/>
               </w:rPr>
-              <w:t>25.4%</w:t>
+              <w:t>24.4%</w:t>
             </w:r>
           </w:p>
         </w:tc>
@@ -5948,7 +5948,7 @@
                 <w:rFonts w:ascii="Times New Roman" w:hAnsi="Times New Roman"/>
                 <w:sz w:val="20"/>
               </w:rPr>
-              <w:t>0.86 (0.57–1.26)</w:t>
+              <w:t>0.85 (0.55–1.24)</w:t>
             </w:r>
           </w:p>
         </w:tc>
@@ -5963,7 +5963,7 @@
                 <w:rFonts w:ascii="Times New Roman" w:hAnsi="Times New Roman"/>
                 <w:sz w:val="20"/>
               </w:rPr>
-              <w:t>86.4%</w:t>
+              <w:t>86.5%</w:t>
             </w:r>
           </w:p>
         </w:tc>
@@ -5978,7 +5978,7 @@
                 <w:rFonts w:ascii="Times New Roman" w:hAnsi="Times New Roman"/>
                 <w:sz w:val="20"/>
               </w:rPr>
-              <w:t>65.3%</w:t>
+              <w:t>66.0%</w:t>
             </w:r>
           </w:p>
         </w:tc>
@@ -5993,7 +5993,7 @@
                 <w:rFonts w:ascii="Times New Roman" w:hAnsi="Times New Roman"/>
                 <w:sz w:val="20"/>
               </w:rPr>
-              <w:t>29.9%</w:t>
+              <w:t>31.1%</w:t>
             </w:r>
           </w:p>
         </w:tc>
@@ -6025,7 +6025,7 @@
                 <w:rFonts w:ascii="Times New Roman" w:hAnsi="Times New Roman"/>
                 <w:sz w:val="20"/>
               </w:rPr>
-              <w:t>0.82 (0.60–1.08)</w:t>
+              <w:t>0.82 (0.59–1.10)</w:t>
             </w:r>
           </w:p>
         </w:tc>
@@ -6070,7 +6070,7 @@
                 <w:rFonts w:ascii="Times New Roman" w:hAnsi="Times New Roman"/>
                 <w:sz w:val="20"/>
               </w:rPr>
-              <w:t>40.8%</w:t>
+              <w:t>41.9%</w:t>
             </w:r>
           </w:p>
         </w:tc>
@@ -6102,7 +6102,7 @@
                 <w:rFonts w:ascii="Times New Roman" w:hAnsi="Times New Roman"/>
                 <w:sz w:val="20"/>
               </w:rPr>
-              <w:t>0.80 (0.63–1.01)</w:t>
+              <w:t>0.80 (0.62–1.00)</w:t>
             </w:r>
           </w:p>
         </w:tc>
@@ -6147,7 +6147,7 @@
                 <w:rFonts w:ascii="Times New Roman" w:hAnsi="Times New Roman"/>
                 <w:sz w:val="20"/>
               </w:rPr>
-              <w:t>49.5%</w:t>
+              <w:t>49.7%</w:t>
             </w:r>
           </w:p>
         </w:tc>
@@ -6179,7 +6179,7 @@
                 <w:rFonts w:ascii="Times New Roman" w:hAnsi="Times New Roman"/>
                 <w:sz w:val="20"/>
               </w:rPr>
-              <w:t>0.78 (0.64–0.92)</w:t>
+              <w:t>0.78 (0.64–0.93)</w:t>
             </w:r>
           </w:p>
         </w:tc>
@@ -6194,7 +6194,7 @@
                 <w:rFonts w:ascii="Times New Roman" w:hAnsi="Times New Roman"/>
                 <w:sz w:val="20"/>
               </w:rPr>
-              <w:t>99.4%</w:t>
+              <w:t>99.3%</w:t>
             </w:r>
           </w:p>
         </w:tc>
@@ -6209,7 +6209,7 @@
                 <w:rFonts w:ascii="Times New Roman" w:hAnsi="Times New Roman"/>
                 <w:sz w:val="20"/>
               </w:rPr>
-              <w:t>95.8%</w:t>
+              <w:t>95.7%</w:t>
             </w:r>
           </w:p>
         </w:tc>
@@ -6224,7 +6224,7 @@
                 <w:rFonts w:ascii="Times New Roman" w:hAnsi="Times New Roman"/>
                 <w:sz w:val="20"/>
               </w:rPr>
-              <w:t>64.1%</w:t>
+              <w:t>63.3%</w:t>
             </w:r>
           </w:p>
         </w:tc>
@@ -6238,7 +6238,7 @@
           <w:i w:val="0"/>
           <w:sz w:val="24"/>
         </w:rPr>
-        <w:t>At \alpha = 0 (RCTs only), the posterior probability of any benefit was only 62.7%, and the probability of clinically meaningful benefit (HR &lt; 0.90) was 21.1%. Even modest incorporation of observational evidence (\alpha = 0.3) increased P(HR &lt; 1) to 86.4% and P(HR &lt; 0.90) to 65.3%. The sensitivity analysis (Fig. 5B) shows a monotonic increase in posterior probability of benefit with increasing \alpha, but conclusions remain uncertain across the full range of discounting.</w:t>
+        <w:t>At \alpha = 0 (RCTs only), the posterior probability of any benefit was only 62.9%, and the probability of clinically meaningful benefit (HR &lt; 0.90) was 21.2%. Even modest incorporation of observational evidence (\alpha = 0.3) increased P(HR &lt; 1) to 86.5% and P(HR &lt; 0.90) to 66.0%. The sensitivity analysis (Fig. 5B) shows a monotonic increase in posterior probability of benefit with increasing \alpha, but conclusions remain uncertain across the full range of discounting.</w:t>
       </w:r>
     </w:p>
     <w:p>

--- a/rct-decomposition/KOTHA_Framework_generic.docx
+++ b/rct-decomposition/KOTHA_Framework_generic.docx
@@ -9911,7 +9911,7 @@
       <w:r>
         <w:drawing>
           <wp:inline xmlns:a="http://schemas.openxmlformats.org/drawingml/2006/main" xmlns:pic="http://schemas.openxmlformats.org/drawingml/2006/picture">
-            <wp:extent cx="5029200" cy="2715861"/>
+            <wp:extent cx="5029200" cy="2418945"/>
             <wp:docPr id="8" name="Picture 8"/>
             <wp:cNvGraphicFramePr>
               <a:graphicFrameLocks noChangeAspect="1"/>
@@ -9932,7 +9932,7 @@
                   <pic:spPr>
                     <a:xfrm>
                       <a:off x="0" y="0"/>
-                      <a:ext cx="5029200" cy="2715861"/>
+                      <a:ext cx="5029200" cy="2418945"/>
                     </a:xfrm>
                     <a:prstGeom prst="rect"/>
                   </pic:spPr>
